--- a/az/stories/not-leaving-the-right-path.docx
+++ b/az/stories/not-leaving-the-right-path.docx
@@ -23,7 +23,7 @@
         <w:ind w:firstLine="425"/>
       </w:pPr>
       <w:r>
-        <w:t>Adam bütün gücünü toplayıb, zəkasını işə salıb bir damla belə tökmədən küpü şəhərin o biri başına çatdırır. Sonra geri dönüb yenə padşahın hüzuruna çıxır: «Padşah sağ olsun, əmrinizi qüsursuz yerinə yetirdim» — deyir. Padşah «Şəhərdə nə gördün, nələrə şahid oldun?» deyə soruşur. O gün şəhərdə bazar qurulmuş, «iynə atsan yerə düşməz» qədər izdiham var imiş. Buna baxmayaraq adam padşaha belə cavab verir: «Padşah sağ olsun, canımın hayına qalıb küpdəki yağı yerə tökməmək üçün elə diqqətli idim ki, gözümü bir an belə küpdən ayırıb ətrafa baxa bilmədim. Bu səbəbdən nə bir kimsəni gördüm, nə də bir hadisəyə şahid oldum.»</w:t>
+        <w:t>Adam bütün gücünü toplayıb, zəkasını işə salıb bir damla belə tökmədən küpü şəhərin o biri başına çatdırır. Sonra geri dönüb yenə padşahın hüzuruna çıxır: «Padşah sağ olsun, əmrinizi qüsursuz yerinə yetirdim» — deyir. Padşah «Şəhərdə nə gördün, nələrə şahid oldun?» deyə soruşur. O gün şəhərdə bazar qurulmuş, «iynə atsan yerə düşməz» qədər izdiham var imiş.</w:t>
       </w:r>
     </w:p>
     <w:p>
@@ -31,19 +31,16 @@
         <w:ind w:firstLine="425"/>
       </w:pPr>
       <w:r>
-        <w:t xml:space="preserve">Padşah bu dərsdən sonra könül rahatlığı ilə adama tövsiyəsini verir: «Əgər gördüyün hər işdə, sənə verilən hər vəzifədə belə diqqətli olar, özünü işinə verər və </w:t>
-      </w:r>
-      <w:r>
-        <w:t>Allahın</w:t>
-      </w:r>
-      <w:r>
-        <w:t xml:space="preserve"> da gözünün daim üzərində olduğunu ağlından çıxarmazsansa, heç vaxt doğru yoldan ayrılmazsan.»</w:t>
+        <w:t>Buna baxmayaraq adam padşaha belə cavab verir: «Padşah sağ olsun, canımın hayına qalıb küpdəki yağı yerə tökməmək üçün elə diqqətli idim ki, gözümü bir an belə küpdən ayırıb ətrafa baxa bilmədim. Bu səbəbdən nə bir kimsəni gördüm, nə də bir hadisəyə şahid oldum.»</w:t>
       </w:r>
     </w:p>
     <w:p>
       <w:pPr>
         <w:spacing w:after="40"/>
       </w:pPr>
+      <w:r>
+        <w:t>Padşah bu dərsdən sonra könül rahatlığı ilə adama tövsiyəsini verir: «Əgər gördüyün hər işdə, sənə verilən hər vəzifədə belə diqqətli olar, özünü işinə verər və Allahın da gözünün daim üzərində olduğunu ağlından çıxarmazsansa, heç vaxt doğru yoldan ayrılmazsan.»</w:t>
+      </w:r>
     </w:p>
     <w:p>
       <w:pPr>
@@ -58,28 +55,12 @@
         <w:ind w:left="227" w:right="113"/>
       </w:pPr>
       <w:r>
-        <w:rPr>
-          <w:i/>
-          <w:color w:val="333333"/>
-        </w:rPr>
-        <w:t xml:space="preserve">Gördüyü hər işə tam diqqətlə yanaşan, üstəlik </w:t>
-      </w:r>
-      <w:r>
-        <w:rPr>
-          <w:i/>
-          <w:color w:val="333333"/>
-        </w:rPr>
-        <w:t>Allahın</w:t>
-      </w:r>
-      <w:r>
-        <w:rPr>
-          <w:i/>
-          <w:color w:val="333333"/>
-        </w:rPr>
-        <w:t xml:space="preserve"> onu gördüyünü unutmayan insan doğru yoldan azmaz.</w:t>
+        <w:t>Gördüyü hər işə tam diqqətlə yanaşan, üstəlik Allahın onu gördüyünü unutmayan insan doğru yoldan azmaz.</w:t>
       </w:r>
     </w:p>
-    <w:p/>
+    <w:p>
+      <w:r/>
+    </w:p>
     <w:sectPr>
       <w:pgSz w:w="12240" w:h="15840"/>
       <w:pgMar w:top="1417" w:right="1417" w:bottom="1417" w:left="1417" w:header="720" w:footer="720" w:gutter="0"/>
